--- a/5_semester/Мультимедиа/Мульти_Лр8.docx
+++ b/5_semester/Мультимедиа/Мульти_Лр8.docx
@@ -593,6 +593,7 @@
               </w:rPr>
               <w:t>ЛАБОРАТОРНОЙ РАБОТЕ №</w:t>
             </w:r>
+            <w:bookmarkStart w:id="0" w:name="_GoBack"/>
             <w:r>
               <w:rPr>
                 <w:rFonts w:ascii="Times New Roman" w:eastAsia="Times New Roman" w:hAnsi="Times New Roman" w:cs="Times New Roman"/>
@@ -602,6 +603,7 @@
               </w:rPr>
               <w:t>8</w:t>
             </w:r>
+            <w:bookmarkEnd w:id="0"/>
           </w:p>
           <w:p>
             <w:pPr>
@@ -1549,7 +1551,7 @@
           <w:szCs w:val="28"/>
         </w:rPr>
       </w:pPr>
-      <w:bookmarkStart w:id="0" w:name="_Toc209429568"/>
+      <w:bookmarkStart w:id="1" w:name="_Toc209429568"/>
       <w:r>
         <w:rPr>
           <w:rFonts w:ascii="Times New Roman" w:hAnsi="Times New Roman" w:cs="Times New Roman"/>
@@ -1573,7 +1575,7 @@
         </w:rPr>
         <w:t>Цель работы</w:t>
       </w:r>
-      <w:bookmarkEnd w:id="0"/>
+      <w:bookmarkEnd w:id="1"/>
     </w:p>
     <w:p>
       <w:pPr>
@@ -2133,7 +2135,7 @@
           <w:szCs w:val="28"/>
         </w:rPr>
       </w:pPr>
-      <w:bookmarkStart w:id="1" w:name="_Toc209429569"/>
+      <w:bookmarkStart w:id="2" w:name="_Toc209429569"/>
       <w:r>
         <w:rPr>
           <w:rFonts w:ascii="Times New Roman" w:hAnsi="Times New Roman" w:cs="Times New Roman"/>
@@ -2186,7 +2188,7 @@
         </w:rPr>
         <w:t xml:space="preserve"> и его реализация</w:t>
       </w:r>
-      <w:bookmarkEnd w:id="1"/>
+      <w:bookmarkEnd w:id="2"/>
     </w:p>
     <w:p>
       <w:pPr>
@@ -2558,34 +2560,7 @@
           <w:szCs w:val="28"/>
           <w:lang w:eastAsia="ru-RU"/>
         </w:rPr>
-        <w:t xml:space="preserve">унок </w:t>
-      </w:r>
-      <w:r>
-        <w:rPr>
-          <w:rFonts w:ascii="Times New Roman" w:eastAsia="Times New Roman" w:hAnsi="Times New Roman" w:cs="Times New Roman"/>
-          <w:sz w:val="28"/>
-          <w:szCs w:val="28"/>
-          <w:lang w:eastAsia="ru-RU"/>
-        </w:rPr>
-        <w:t>3</w:t>
-      </w:r>
-      <w:r>
-        <w:rPr>
-          <w:rFonts w:ascii="Times New Roman" w:eastAsia="Times New Roman" w:hAnsi="Times New Roman" w:cs="Times New Roman"/>
-          <w:sz w:val="28"/>
-          <w:szCs w:val="28"/>
-          <w:lang w:eastAsia="ru-RU"/>
-        </w:rPr>
-        <w:t xml:space="preserve"> – Зарисовка </w:t>
-      </w:r>
-      <w:r>
-        <w:rPr>
-          <w:rFonts w:ascii="Times New Roman" w:eastAsia="Times New Roman" w:hAnsi="Times New Roman" w:cs="Times New Roman"/>
-          <w:sz w:val="28"/>
-          <w:szCs w:val="28"/>
-          <w:lang w:eastAsia="ru-RU"/>
-        </w:rPr>
-        <w:t>глаз</w:t>
+        <w:t>унок 3 – Зарисовка глаз</w:t>
       </w:r>
     </w:p>
     <w:p>
@@ -2674,34 +2649,7 @@
           <w:szCs w:val="28"/>
           <w:lang w:eastAsia="ru-RU"/>
         </w:rPr>
-        <w:t xml:space="preserve">унок </w:t>
-      </w:r>
-      <w:r>
-        <w:rPr>
-          <w:rFonts w:ascii="Times New Roman" w:eastAsia="Times New Roman" w:hAnsi="Times New Roman" w:cs="Times New Roman"/>
-          <w:sz w:val="28"/>
-          <w:szCs w:val="28"/>
-          <w:lang w:eastAsia="ru-RU"/>
-        </w:rPr>
-        <w:t>4</w:t>
-      </w:r>
-      <w:r>
-        <w:rPr>
-          <w:rFonts w:ascii="Times New Roman" w:eastAsia="Times New Roman" w:hAnsi="Times New Roman" w:cs="Times New Roman"/>
-          <w:sz w:val="28"/>
-          <w:szCs w:val="28"/>
-          <w:lang w:eastAsia="ru-RU"/>
-        </w:rPr>
-        <w:t xml:space="preserve"> – Зарисовка </w:t>
-      </w:r>
-      <w:r>
-        <w:rPr>
-          <w:rFonts w:ascii="Times New Roman" w:eastAsia="Times New Roman" w:hAnsi="Times New Roman" w:cs="Times New Roman"/>
-          <w:sz w:val="28"/>
-          <w:szCs w:val="28"/>
-          <w:lang w:eastAsia="ru-RU"/>
-        </w:rPr>
-        <w:t>носа и бровей</w:t>
+        <w:t>унок 4 – Зарисовка носа и бровей</w:t>
       </w:r>
     </w:p>
     <w:p>
@@ -2791,34 +2739,7 @@
           <w:szCs w:val="28"/>
           <w:lang w:eastAsia="ru-RU"/>
         </w:rPr>
-        <w:t xml:space="preserve">унок </w:t>
-      </w:r>
-      <w:r>
-        <w:rPr>
-          <w:rFonts w:ascii="Times New Roman" w:eastAsia="Times New Roman" w:hAnsi="Times New Roman" w:cs="Times New Roman"/>
-          <w:sz w:val="28"/>
-          <w:szCs w:val="28"/>
-          <w:lang w:eastAsia="ru-RU"/>
-        </w:rPr>
-        <w:t>5</w:t>
-      </w:r>
-      <w:r>
-        <w:rPr>
-          <w:rFonts w:ascii="Times New Roman" w:eastAsia="Times New Roman" w:hAnsi="Times New Roman" w:cs="Times New Roman"/>
-          <w:sz w:val="28"/>
-          <w:szCs w:val="28"/>
-          <w:lang w:eastAsia="ru-RU"/>
-        </w:rPr>
-        <w:t xml:space="preserve"> – </w:t>
-      </w:r>
-      <w:r>
-        <w:rPr>
-          <w:rFonts w:ascii="Times New Roman" w:eastAsia="Times New Roman" w:hAnsi="Times New Roman" w:cs="Times New Roman"/>
-          <w:sz w:val="28"/>
-          <w:szCs w:val="28"/>
-          <w:lang w:eastAsia="ru-RU"/>
-        </w:rPr>
-        <w:t>Результат очень радостного пингвина</w:t>
+        <w:t>унок 5 – Результат очень радостного пингвина</w:t>
       </w:r>
     </w:p>
     <w:p>
@@ -2880,7 +2801,7 @@
           <w:lang w:eastAsia="ru-RU"/>
         </w:rPr>
       </w:pPr>
-      <w:bookmarkStart w:id="2" w:name="_Toc209429570"/>
+      <w:bookmarkStart w:id="3" w:name="_Toc209429570"/>
       <w:r>
         <w:rPr>
           <w:rFonts w:ascii="Times New Roman" w:hAnsi="Times New Roman" w:cs="Times New Roman"/>
@@ -2932,7 +2853,7 @@
         </w:rPr>
         <w:t xml:space="preserve"> Вывод</w:t>
       </w:r>
-      <w:bookmarkEnd w:id="2"/>
+      <w:bookmarkEnd w:id="3"/>
     </w:p>
     <w:p>
       <w:pPr>
@@ -2953,17 +2874,7 @@
           <w:sz w:val="28"/>
           <w:szCs w:val="28"/>
         </w:rPr>
-        <w:t>В ходе лабораторной работы были освоены основные приемы редактирования формы и контуров объектов в редакторе векторной графики</w:t>
-      </w:r>
-      <w:bookmarkStart w:id="3" w:name="_GoBack"/>
-      <w:bookmarkEnd w:id="3"/>
-      <w:r>
-        <w:rPr>
-          <w:rFonts w:ascii="Times New Roman" w:hAnsi="Times New Roman" w:cs="Times New Roman"/>
-          <w:sz w:val="28"/>
-          <w:szCs w:val="28"/>
-        </w:rPr>
-        <w:t>, включая использование инструмента "Перо" для рисования контуров и кривых Безье, а также инструменты для управления узлами и преобразования геометрических примитивов. Практическое задание позволило закрепить полученные знания и навыки на примере создания композиции с изображением пингвина, включающей применение различных техник редактирования и оформления векторных объектов.</w:t>
+        <w:t>В ходе лабораторной работы были освоены основные приемы редактирования формы и контуров объектов в редакторе векторной графики, включая использование инструмента "Перо" для рисования контуров и кривых Безье, а также инструменты для управления узлами и преобразования геометрических примитивов. Практическое задание позволило закрепить полученные знания и навыки на примере создания композиции с изображением пингвина, включающей применение различных техник редактирования и оформления векторных объектов.</w:t>
       </w:r>
     </w:p>
     <w:p>
@@ -6056,7 +5967,7 @@
 </file>
 
 <file path=customXml/itemProps1.xml><?xml version="1.0" encoding="utf-8"?>
-<ds:datastoreItem xmlns:ds="http://schemas.openxmlformats.org/officeDocument/2006/customXml" ds:itemID="{A133220C-AD4E-4183-B3D8-0DBE29921A11}">
+<ds:datastoreItem xmlns:ds="http://schemas.openxmlformats.org/officeDocument/2006/customXml" ds:itemID="{E7BF112A-464E-4287-9D68-55DD51967417}">
   <ds:schemaRefs>
     <ds:schemaRef ds:uri="http://schemas.openxmlformats.org/officeDocument/2006/bibliography"/>
   </ds:schemaRefs>
